--- a/00-首页/题组Word/第一轮习题集/结构化学/晶体结构练习题组-教师版.docx
+++ b/00-首页/题组Word/第一轮习题集/结构化学/晶体结构练习题组-教师版.docx
@@ -46604,6 +46604,38 @@
           <w:iCs/>
         </w:rPr>
         <w:t>学生讲义</w:t>
+      </w:r>
+      <w:r>
+        <w:rPr>
+          <w:rFonts w:hint="eastAsia" w:ascii="Times New Roman" w:hAnsi="Times New Roman" w:eastAsia="Times New Roman" w:cs="Times New Roman"/>
+          <w:i/>
+          <w:iCs/>
+        </w:rPr>
+        <w:t>/</w:t>
+      </w:r>
+      <w:r>
+        <w:rPr>
+          <w:rFonts w:hint="eastAsia" w:ascii="Times New Roman" w:hAnsi="Times New Roman" w:eastAsia="FangSong" w:cs="Times New Roman"/>
+          <w:i/>
+          <w:iCs/>
+        </w:rPr>
+        <w:t>结构化学</w:t>
+      </w:r>
+      <w:r>
+        <w:rPr>
+          <w:rFonts w:hint="eastAsia" w:ascii="Times New Roman" w:hAnsi="Times New Roman" w:eastAsia="Times New Roman" w:cs="Times New Roman"/>
+          <w:i/>
+          <w:iCs/>
+        </w:rPr>
+        <w:t>/</w:t>
+      </w:r>
+      <w:r>
+        <w:rPr>
+          <w:rFonts w:hint="eastAsia" w:ascii="Times New Roman" w:hAnsi="Times New Roman" w:eastAsia="FangSong" w:cs="Times New Roman"/>
+          <w:i/>
+          <w:iCs/>
+        </w:rPr>
+        <w:t>晶体学</w:t>
       </w:r>
       <w:r>
         <w:rPr>
@@ -48131,7 +48163,7 @@
     <ns0:name ns0:val="Verbatim Char"/>
     <ns0:basedOn ns0:val="BodyTextChar"/>
     <ns0:rPr>
-      <ns0:rFonts ns0:ascii="Times New Roman" ns0:cs="Times New Roman" ns0:eastAsia="FangSong" ns0:hAnsi="Times New Roman"/>
+      <ns0:rFonts ns0:ascii="SimSun" ns0:cs="SimSun" ns0:eastAsia="SimSun" ns0:hAnsi="SimSun"/>
       <ns0:b ns0:val="0"/>
       <ns0:sz ns0:val="20"/>
     </ns0:rPr>
@@ -48185,7 +48217,7 @@
       <w:wordWrap w:val="off"/>
     </w:pPr>
     <ns0:rPr>
-      <w:rFonts ns0:ascii="Times New Roman" ns0:hAnsi="Times New Roman" ns0:eastAsia="FangSong" ns0:cs="Times New Roman"/>
+      <w:rFonts ns0:ascii="SimSun" ns0:hAnsi="SimSun" ns0:eastAsia="SimSun" ns0:cs="SimSun"/>
     </ns0:rPr>
   </w:style>
   <w:style w:type="character" w:customStyle="1" w:styleId="KeywordTok">

--- a/00-首页/题组Word/第一轮习题集/结构化学/晶体结构练习题组-教师版.docx
+++ b/00-首页/题组Word/第一轮习题集/结构化学/晶体结构练习题组-教师版.docx
@@ -641,6 +641,8 @@
     <w:p>
       <w:pPr>
         <w:pStyle w:val="FirstParagraph"/>
+        <w:ind w:left="480" w:hanging="480"/>
+        <w:spacing w:after="0"/>
       </w:pPr>
       <w:r>
         <w:rPr>
@@ -664,7 +666,20 @@
         <w:rPr>
           <w:rFonts w:hint="eastAsia" w:ascii="Times New Roman" w:hAnsi="Times New Roman" w:eastAsia="Times New Roman" w:cs="Times New Roman"/>
         </w:rPr>
-        <w:t>：A.</w:t>
+        <w:t>：</w:t>
+      </w:r>
+    </w:p>
+    <w:p>
+      <w:pPr>
+        <w:pStyle w:val="FirstParagraph"/>
+        <w:ind w:left="480" w:hanging="480"/>
+        <w:spacing w:before="0" w:after="0"/>
+      </w:pPr>
+      <w:r>
+        <w:rPr>
+          <w:rFonts w:hint="eastAsia" w:ascii="Times New Roman" w:hAnsi="Times New Roman" w:eastAsia="Times New Roman" w:cs="Times New Roman"/>
+        </w:rPr>
+        <w:t>A.</w:t>
       </w:r>
       <w:r>
         <w:rPr>
@@ -694,7 +709,20 @@
         <w:rPr>
           <w:rFonts w:ascii="Times New Roman" w:hAnsi="Times New Roman" w:eastAsia="Times New Roman" w:cs="Times New Roman"/>
         </w:rPr>
-        <w:t xml:space="preserve"> B. </w:t>
+        <w:t xml:space="preserve"> </w:t>
+      </w:r>
+    </w:p>
+    <w:p>
+      <w:pPr>
+        <w:pStyle w:val="FirstParagraph"/>
+        <w:ind w:left="480" w:hanging="480"/>
+        <w:spacing w:before="0" w:after="0"/>
+      </w:pPr>
+      <w:r>
+        <w:rPr>
+          <w:rFonts w:ascii="Times New Roman" w:hAnsi="Times New Roman" w:eastAsia="Times New Roman" w:cs="Times New Roman"/>
+        </w:rPr>
+        <w:t xml:space="preserve">B. </w:t>
       </w:r>
       <w:r>
         <w:rPr>
@@ -731,7 +759,20 @@
         <w:rPr>
           <w:rFonts w:ascii="Times New Roman" w:hAnsi="Times New Roman" w:eastAsia="Times New Roman" w:cs="Times New Roman"/>
         </w:rPr>
-        <w:t xml:space="preserve"> C. </w:t>
+        <w:t xml:space="preserve"> </w:t>
+      </w:r>
+    </w:p>
+    <w:p>
+      <w:pPr>
+        <w:pStyle w:val="FirstParagraph"/>
+        <w:ind w:left="480" w:hanging="480"/>
+        <w:spacing w:before="0" w:after="0"/>
+      </w:pPr>
+      <w:r>
+        <w:rPr>
+          <w:rFonts w:ascii="Times New Roman" w:hAnsi="Times New Roman" w:eastAsia="Times New Roman" w:cs="Times New Roman"/>
+        </w:rPr>
+        <w:t xml:space="preserve">C. </w:t>
       </w:r>
       <w:r>
         <w:rPr>
@@ -755,7 +796,20 @@
         <w:rPr>
           <w:rFonts w:ascii="Times New Roman" w:hAnsi="Times New Roman" w:eastAsia="Times New Roman" w:cs="Times New Roman"/>
         </w:rPr>
-        <w:t xml:space="preserve"> D. </w:t>
+        <w:t xml:space="preserve"> </w:t>
+      </w:r>
+    </w:p>
+    <w:p>
+      <w:pPr>
+        <w:pStyle w:val="FirstParagraph"/>
+        <w:ind w:left="480" w:hanging="480"/>
+        <w:spacing w:before="0" w:after="180"/>
+      </w:pPr>
+      <w:r>
+        <w:rPr>
+          <w:rFonts w:ascii="Times New Roman" w:hAnsi="Times New Roman" w:eastAsia="Times New Roman" w:cs="Times New Roman"/>
+        </w:rPr>
+        <w:t xml:space="preserve">D. </w:t>
       </w:r>
       <w:r>
         <w:rPr>
@@ -1036,7 +1090,7 @@
         </w:rPr>
         <w:drawing>
           <wp:inline>
-            <wp:extent cx="2520000" cy="3708679"/>
+            <wp:extent cx="2504562" cy="3708679"/>
             <wp:effectExtent b="0" l="0" r="0" t="0"/>
             <wp:docPr descr="" title="" id="12" name="Picture"/>
             <a:graphic>
@@ -1057,7 +1111,7 @@
                   <pic:spPr bwMode="auto">
                     <a:xfrm>
                       <a:off x="0" y="0"/>
-                      <a:ext cx="2520000" cy="3708679"/>
+                      <a:ext cx="2504562" cy="3708679"/>
                     </a:xfrm>
                     <a:prstGeom prst="rect">
                       <a:avLst/>
@@ -1093,7 +1147,7 @@
         </w:rPr>
         <w:drawing>
           <wp:inline>
-            <wp:extent cx="3240000" cy="3504000"/>
+            <wp:extent cx="3240000" cy="3457612"/>
             <wp:effectExtent b="0" l="0" r="0" t="0"/>
             <wp:docPr descr="" title="" id="15" name="Picture"/>
             <a:graphic>
@@ -1114,7 +1168,7 @@
                   <pic:spPr bwMode="auto">
                     <a:xfrm>
                       <a:off x="0" y="0"/>
-                      <a:ext cx="3240000" cy="3504000"/>
+                      <a:ext cx="3240000" cy="3457612"/>
                     </a:xfrm>
                     <a:prstGeom prst="rect">
                       <a:avLst/>
@@ -1150,7 +1204,7 @@
         </w:rPr>
         <w:drawing>
           <wp:inline>
-            <wp:extent cx="3240000" cy="3261744"/>
+            <wp:extent cx="3217962" cy="3261744"/>
             <wp:effectExtent b="0" l="0" r="0" t="0"/>
             <wp:docPr descr="" title="" id="18" name="Picture"/>
             <a:graphic>
@@ -1171,7 +1225,7 @@
                   <pic:spPr bwMode="auto">
                     <a:xfrm>
                       <a:off x="0" y="0"/>
-                      <a:ext cx="3240000" cy="3261744"/>
+                      <a:ext cx="3217962" cy="3261744"/>
                     </a:xfrm>
                     <a:prstGeom prst="rect">
                       <a:avLst/>
@@ -3676,7 +3730,7 @@
         </w:rPr>
         <w:drawing>
           <wp:inline>
-            <wp:extent cx="3111500" cy="3111500"/>
+            <wp:extent cx="3073400" cy="3111500"/>
             <wp:effectExtent b="0" l="0" r="0" t="0"/>
             <wp:docPr descr="" title="" id="56" name="Picture"/>
             <a:graphic>
@@ -3697,7 +3751,7 @@
                   <pic:spPr bwMode="auto">
                     <a:xfrm>
                       <a:off x="0" y="0"/>
-                      <a:ext cx="3111500" cy="3111500"/>
+                      <a:ext cx="3073400" cy="3111500"/>
                     </a:xfrm>
                     <a:prstGeom prst="rect">
                       <a:avLst/>
@@ -4449,7 +4503,7 @@
         </w:rPr>
         <w:drawing>
           <wp:inline>
-            <wp:extent cx="3240000" cy="3135789"/>
+            <wp:extent cx="3212506" cy="3135789"/>
             <wp:effectExtent b="0" l="0" r="0" t="0"/>
             <wp:docPr descr="" title="" id="61" name="Picture"/>
             <a:graphic>
@@ -4470,7 +4524,7 @@
                   <pic:spPr bwMode="auto">
                     <a:xfrm>
                       <a:off x="0" y="0"/>
-                      <a:ext cx="3240000" cy="3135789"/>
+                      <a:ext cx="3212506" cy="3135789"/>
                     </a:xfrm>
                     <a:prstGeom prst="rect">
                       <a:avLst/>
@@ -4622,7 +4676,7 @@
         </w:rPr>
         <w:drawing>
           <wp:inline>
-            <wp:extent cx="2933700" cy="2374900"/>
+            <wp:extent cx="2933700" cy="2359999"/>
             <wp:effectExtent b="0" l="0" r="0" t="0"/>
             <wp:docPr descr="" title="" id="64" name="Picture"/>
             <a:graphic>
@@ -4643,7 +4697,7 @@
                   <pic:spPr bwMode="auto">
                     <a:xfrm>
                       <a:off x="0" y="0"/>
-                      <a:ext cx="2933700" cy="2374900"/>
+                      <a:ext cx="2933700" cy="2359999"/>
                     </a:xfrm>
                     <a:prstGeom prst="rect">
                       <a:avLst/>
@@ -4994,7 +5048,7 @@
         </w:rPr>
         <w:drawing>
           <wp:inline>
-            <wp:extent cx="3240000" cy="3115549"/>
+            <wp:extent cx="3240000" cy="3096290"/>
             <wp:effectExtent b="0" l="0" r="0" t="0"/>
             <wp:docPr descr="" title="" id="68" name="Picture"/>
             <a:graphic>
@@ -5015,7 +5069,7 @@
                   <pic:spPr bwMode="auto">
                     <a:xfrm>
                       <a:off x="0" y="0"/>
-                      <a:ext cx="3240000" cy="3115549"/>
+                      <a:ext cx="3240000" cy="3096290"/>
                     </a:xfrm>
                     <a:prstGeom prst="rect">
                       <a:avLst/>
@@ -6029,7 +6083,7 @@
         </w:rPr>
         <w:drawing>
           <wp:inline>
-            <wp:extent cx="3240000" cy="2845839"/>
+            <wp:extent cx="3235353" cy="2845839"/>
             <wp:effectExtent b="0" l="0" r="0" t="0"/>
             <wp:docPr descr="" title="" id="76" name="Picture"/>
             <a:graphic>
@@ -6050,7 +6104,7 @@
                   <pic:spPr bwMode="auto">
                     <a:xfrm>
                       <a:off x="0" y="0"/>
-                      <a:ext cx="3240000" cy="2845839"/>
+                      <a:ext cx="3235353" cy="2845839"/>
                     </a:xfrm>
                     <a:prstGeom prst="rect">
                       <a:avLst/>
@@ -8914,7 +8968,7 @@
         </w:rPr>
         <w:drawing>
           <wp:inline>
-            <wp:extent cx="3240000" cy="2880000"/>
+            <wp:extent cx="3240000" cy="2845946"/>
             <wp:effectExtent b="0" l="0" r="0" t="0"/>
             <wp:docPr descr="" title="" id="91" name="Picture"/>
             <a:graphic>
@@ -8935,7 +8989,7 @@
                   <pic:spPr bwMode="auto">
                     <a:xfrm>
                       <a:off x="0" y="0"/>
-                      <a:ext cx="3240000" cy="2880000"/>
+                      <a:ext cx="3240000" cy="2845946"/>
                     </a:xfrm>
                     <a:prstGeom prst="rect">
                       <a:avLst/>
@@ -9693,7 +9747,7 @@
         </w:rPr>
         <w:drawing>
           <wp:inline>
-            <wp:extent cx="3240000" cy="2845839"/>
+            <wp:extent cx="3235353" cy="2845839"/>
             <wp:effectExtent b="0" l="0" r="0" t="0"/>
             <wp:docPr descr="" title="" id="98" name="Picture"/>
             <a:graphic>
@@ -9714,7 +9768,7 @@
                   <pic:spPr bwMode="auto">
                     <a:xfrm>
                       <a:off x="0" y="0"/>
-                      <a:ext cx="3240000" cy="2845839"/>
+                      <a:ext cx="3235353" cy="2845839"/>
                     </a:xfrm>
                     <a:prstGeom prst="rect">
                       <a:avLst/>
@@ -10605,7 +10659,7 @@
         </w:rPr>
         <w:drawing>
           <wp:inline>
-            <wp:extent cx="3240000" cy="2555010"/>
+            <wp:extent cx="3219450" cy="2555010"/>
             <wp:effectExtent b="0" l="0" r="0" t="0"/>
             <wp:docPr descr="" title="" id="105" name="Picture"/>
             <a:graphic>
@@ -10626,7 +10680,7 @@
                   <pic:spPr bwMode="auto">
                     <a:xfrm>
                       <a:off x="0" y="0"/>
-                      <a:ext cx="3240000" cy="2555010"/>
+                      <a:ext cx="3219450" cy="2555010"/>
                     </a:xfrm>
                     <a:prstGeom prst="rect">
                       <a:avLst/>
@@ -10668,7 +10722,7 @@
         </w:rPr>
         <w:drawing>
           <wp:inline>
-            <wp:extent cx="3240000" cy="2992610"/>
+            <wp:extent cx="3240000" cy="2990769"/>
             <wp:effectExtent b="0" l="0" r="0" t="0"/>
             <wp:docPr descr="" title="" id="108" name="Picture"/>
             <a:graphic>
@@ -10689,7 +10743,7 @@
                   <pic:spPr bwMode="auto">
                     <a:xfrm>
                       <a:off x="0" y="0"/>
-                      <a:ext cx="3240000" cy="2992610"/>
+                      <a:ext cx="3240000" cy="2990769"/>
                     </a:xfrm>
                     <a:prstGeom prst="rect">
                       <a:avLst/>
@@ -12894,7 +12948,7 @@
         </w:rPr>
         <w:drawing>
           <wp:inline>
-            <wp:extent cx="3240000" cy="3094468"/>
+            <wp:extent cx="3240000" cy="3086445"/>
             <wp:effectExtent b="0" l="0" r="0" t="0"/>
             <wp:docPr descr="" title="" id="119" name="Picture"/>
             <a:graphic>
@@ -12915,7 +12969,7 @@
                   <pic:spPr bwMode="auto">
                     <a:xfrm>
                       <a:off x="0" y="0"/>
-                      <a:ext cx="3240000" cy="3094468"/>
+                      <a:ext cx="3240000" cy="3086445"/>
                     </a:xfrm>
                     <a:prstGeom prst="rect">
                       <a:avLst/>
@@ -13949,7 +14003,7 @@
         </w:rPr>
         <w:drawing>
           <wp:inline>
-            <wp:extent cx="3240000" cy="3503250"/>
+            <wp:extent cx="3240000" cy="3452625"/>
             <wp:effectExtent b="0" l="0" r="0" t="0"/>
             <wp:docPr descr="" title="" id="134" name="Picture"/>
             <a:graphic>
@@ -13970,7 +14024,7 @@
                   <pic:spPr bwMode="auto">
                     <a:xfrm>
                       <a:off x="0" y="0"/>
-                      <a:ext cx="3240000" cy="3503250"/>
+                      <a:ext cx="3240000" cy="3452625"/>
                     </a:xfrm>
                     <a:prstGeom prst="rect">
                       <a:avLst/>
@@ -14489,7 +14543,7 @@
         </w:rPr>
         <w:drawing>
           <wp:inline>
-            <wp:extent cx="3240000" cy="2881172"/>
+            <wp:extent cx="3240000" cy="2804459"/>
             <wp:effectExtent b="0" l="0" r="0" t="0"/>
             <wp:docPr descr="" title="" id="138" name="Picture"/>
             <a:graphic>
@@ -14510,7 +14564,7 @@
                   <pic:spPr bwMode="auto">
                     <a:xfrm>
                       <a:off x="0" y="0"/>
-                      <a:ext cx="3240000" cy="2881172"/>
+                      <a:ext cx="3240000" cy="2804459"/>
                     </a:xfrm>
                     <a:prstGeom prst="rect">
                       <a:avLst/>
@@ -14552,7 +14606,7 @@
         </w:rPr>
         <w:drawing>
           <wp:inline>
-            <wp:extent cx="3111500" cy="4216400"/>
+            <wp:extent cx="3075793" cy="4216400"/>
             <wp:effectExtent b="0" l="0" r="0" t="0"/>
             <wp:docPr descr="" title="" id="141" name="Picture"/>
             <a:graphic>
@@ -14573,7 +14627,7 @@
                   <pic:spPr bwMode="auto">
                     <a:xfrm>
                       <a:off x="0" y="0"/>
-                      <a:ext cx="3111500" cy="4216400"/>
+                      <a:ext cx="3075793" cy="4216400"/>
                     </a:xfrm>
                     <a:prstGeom prst="rect">
                       <a:avLst/>
@@ -14615,7 +14669,7 @@
         </w:rPr>
         <w:drawing>
           <wp:inline>
-            <wp:extent cx="2520000" cy="3995121"/>
+            <wp:extent cx="2508564" cy="3995121"/>
             <wp:effectExtent b="0" l="0" r="0" t="0"/>
             <wp:docPr descr="" title="" id="144" name="Picture"/>
             <a:graphic>
@@ -14636,7 +14690,7 @@
                   <pic:spPr bwMode="auto">
                     <a:xfrm>
                       <a:off x="0" y="0"/>
-                      <a:ext cx="2520000" cy="3995121"/>
+                      <a:ext cx="2508564" cy="3995121"/>
                     </a:xfrm>
                     <a:prstGeom prst="rect">
                       <a:avLst/>
@@ -15080,7 +15134,7 @@
         </w:rPr>
         <w:drawing>
           <wp:inline>
-            <wp:extent cx="3600000" cy="1407897"/>
+            <wp:extent cx="3595411" cy="1407897"/>
             <wp:effectExtent b="0" l="0" r="0" t="0"/>
             <wp:docPr descr="" title="" id="148" name="Picture"/>
             <a:graphic>
@@ -15101,7 +15155,7 @@
                   <pic:spPr bwMode="auto">
                     <a:xfrm>
                       <a:off x="0" y="0"/>
-                      <a:ext cx="3600000" cy="1407897"/>
+                      <a:ext cx="3595411" cy="1407897"/>
                     </a:xfrm>
                     <a:prstGeom prst="rect">
                       <a:avLst/>
@@ -15521,7 +15575,7 @@
         </w:rPr>
         <w:drawing>
           <wp:inline>
-            <wp:extent cx="3240000" cy="2962541"/>
+            <wp:extent cx="3240000" cy="2947944"/>
             <wp:effectExtent b="0" l="0" r="0" t="0"/>
             <wp:docPr descr="" title="" id="152" name="Picture"/>
             <a:graphic>
@@ -15542,7 +15596,7 @@
                   <pic:spPr bwMode="auto">
                     <a:xfrm>
                       <a:off x="0" y="0"/>
-                      <a:ext cx="3240000" cy="2962541"/>
+                      <a:ext cx="3240000" cy="2947944"/>
                     </a:xfrm>
                     <a:prstGeom prst="rect">
                       <a:avLst/>
@@ -15572,7 +15626,7 @@
         </w:rPr>
         <w:drawing>
           <wp:inline>
-            <wp:extent cx="3240000" cy="3135789"/>
+            <wp:extent cx="3212506" cy="3135789"/>
             <wp:effectExtent b="0" l="0" r="0" t="0"/>
             <wp:docPr descr="" title="" id="154" name="Picture"/>
             <a:graphic>
@@ -15593,7 +15647,7 @@
                   <pic:spPr bwMode="auto">
                     <a:xfrm>
                       <a:off x="0" y="0"/>
-                      <a:ext cx="3240000" cy="3135789"/>
+                      <a:ext cx="3212506" cy="3135789"/>
                     </a:xfrm>
                     <a:prstGeom prst="rect">
                       <a:avLst/>
@@ -15623,7 +15677,7 @@
         </w:rPr>
         <w:drawing>
           <wp:inline>
-            <wp:extent cx="3251200" cy="1905000"/>
+            <wp:extent cx="3251200" cy="1878183"/>
             <wp:effectExtent b="0" l="0" r="0" t="0"/>
             <wp:docPr descr="" title="" id="157" name="Picture"/>
             <a:graphic>
@@ -15644,7 +15698,7 @@
                   <pic:spPr bwMode="auto">
                     <a:xfrm>
                       <a:off x="0" y="0"/>
-                      <a:ext cx="3251200" cy="1905000"/>
+                      <a:ext cx="3251200" cy="1878183"/>
                     </a:xfrm>
                     <a:prstGeom prst="rect">
                       <a:avLst/>
@@ -19363,7 +19417,7 @@
         </w:rPr>
         <w:drawing>
           <wp:inline>
-            <wp:extent cx="3251200" cy="1485900"/>
+            <wp:extent cx="3251200" cy="1450735"/>
             <wp:effectExtent b="0" l="0" r="0" t="0"/>
             <wp:docPr descr="" title="" id="191" name="Picture"/>
             <a:graphic>
@@ -19384,7 +19438,7 @@
                   <pic:spPr bwMode="auto">
                     <a:xfrm>
                       <a:off x="0" y="0"/>
-                      <a:ext cx="3251200" cy="1485900"/>
+                      <a:ext cx="3251200" cy="1450735"/>
                     </a:xfrm>
                     <a:prstGeom prst="rect">
                       <a:avLst/>
@@ -19477,7 +19531,7 @@
         </w:rPr>
         <w:drawing>
           <wp:inline>
-            <wp:extent cx="1485900" cy="2298700"/>
+            <wp:extent cx="1473200" cy="2298700"/>
             <wp:effectExtent b="0" l="0" r="0" t="0"/>
             <wp:docPr descr="" title="" id="197" name="Picture"/>
             <a:graphic>
@@ -19498,7 +19552,7 @@
                   <pic:spPr bwMode="auto">
                     <a:xfrm>
                       <a:off x="0" y="0"/>
-                      <a:ext cx="1485900" cy="2298700"/>
+                      <a:ext cx="1473200" cy="2298700"/>
                     </a:xfrm>
                     <a:prstGeom prst="rect">
                       <a:avLst/>
@@ -20228,7 +20282,7 @@
         </w:rPr>
         <w:drawing>
           <wp:inline>
-            <wp:extent cx="3048000" cy="3429000"/>
+            <wp:extent cx="3039341" cy="3429000"/>
             <wp:effectExtent b="0" l="0" r="0" t="0"/>
             <wp:docPr descr="" title="" id="202" name="Picture"/>
             <a:graphic>
@@ -20249,7 +20303,7 @@
                   <pic:spPr bwMode="auto">
                     <a:xfrm>
                       <a:off x="0" y="0"/>
-                      <a:ext cx="3048000" cy="3429000"/>
+                      <a:ext cx="3039341" cy="3429000"/>
                     </a:xfrm>
                     <a:prstGeom prst="rect">
                       <a:avLst/>
@@ -20641,7 +20695,7 @@
         </w:rPr>
         <w:drawing>
           <wp:inline>
-            <wp:extent cx="3240000" cy="3115549"/>
+            <wp:extent cx="3240000" cy="3096290"/>
             <wp:effectExtent b="0" l="0" r="0" t="0"/>
             <wp:docPr descr="" title="" id="205" name="Picture"/>
             <a:graphic>
@@ -20662,7 +20716,7 @@
                   <pic:spPr bwMode="auto">
                     <a:xfrm>
                       <a:off x="0" y="0"/>
-                      <a:ext cx="3240000" cy="3115549"/>
+                      <a:ext cx="3240000" cy="3096290"/>
                     </a:xfrm>
                     <a:prstGeom prst="rect">
                       <a:avLst/>
@@ -22213,7 +22267,7 @@
         </w:rPr>
         <w:drawing>
           <wp:inline>
-            <wp:extent cx="3600000" cy="2743130"/>
+            <wp:extent cx="3594248" cy="2743130"/>
             <wp:effectExtent b="0" l="0" r="0" t="0"/>
             <wp:docPr descr="" title="" id="215" name="Picture"/>
             <a:graphic>
@@ -22234,7 +22288,7 @@
                   <pic:spPr bwMode="auto">
                     <a:xfrm>
                       <a:off x="0" y="0"/>
-                      <a:ext cx="3600000" cy="2743130"/>
+                      <a:ext cx="3594248" cy="2743130"/>
                     </a:xfrm>
                     <a:prstGeom prst="rect">
                       <a:avLst/>
@@ -22276,7 +22330,7 @@
         </w:rPr>
         <w:drawing>
           <wp:inline>
-            <wp:extent cx="3240000" cy="3115549"/>
+            <wp:extent cx="3240000" cy="3096290"/>
             <wp:effectExtent b="0" l="0" r="0" t="0"/>
             <wp:docPr descr="" title="" id="217" name="Picture"/>
             <a:graphic>
@@ -22297,7 +22351,7 @@
                   <pic:spPr bwMode="auto">
                     <a:xfrm>
                       <a:off x="0" y="0"/>
-                      <a:ext cx="3240000" cy="3115549"/>
+                      <a:ext cx="3240000" cy="3096290"/>
                     </a:xfrm>
                     <a:prstGeom prst="rect">
                       <a:avLst/>
@@ -22829,7 +22883,7 @@
         </w:rPr>
         <w:drawing>
           <wp:inline>
-            <wp:extent cx="3240000" cy="3189926"/>
+            <wp:extent cx="3240000" cy="3186316"/>
             <wp:effectExtent b="0" l="0" r="0" t="0"/>
             <wp:docPr descr="" title="" id="221" name="Picture"/>
             <a:graphic>
@@ -22850,7 +22904,7 @@
                   <pic:spPr bwMode="auto">
                     <a:xfrm>
                       <a:off x="0" y="0"/>
-                      <a:ext cx="3240000" cy="3189926"/>
+                      <a:ext cx="3240000" cy="3186316"/>
                     </a:xfrm>
                     <a:prstGeom prst="rect">
                       <a:avLst/>

--- a/00-首页/题组Word/第一轮习题集/结构化学/晶体结构练习题组-教师版.docx
+++ b/00-首页/题组Word/第一轮习题集/结构化学/晶体结构练习题组-教师版.docx
@@ -20811,7 +20811,7 @@
     <w:bookmarkEnd w:id="210"/>
     <w:bookmarkEnd w:id="211"/>
     <w:bookmarkEnd w:id="212"/>
-    <w:bookmarkStart w:id="231" w:name="第四部分竞赛冲刺4题"/>
+    <w:bookmarkStart w:id="232" w:name="第四部分竞赛冲刺4题"/>
     <w:p>
       <w:pPr>
         <w:pStyle w:val="Heading1"/>
@@ -39130,7 +39130,6 @@
     <w:p>
       <w:pPr>
         <w:pStyle w:val="FirstParagraph"/>
-        <w:spacing w:after="80"/>
       </w:pPr>
       <w:r>
         <w:rPr>
@@ -39659,21 +39658,18 @@
         </w:rPr>
         <w:t>。</w:t>
       </w:r>
-      <w:r>
-        <w:rPr>
-          <w:rFonts w:ascii="Times New Roman" w:hAnsi="Times New Roman" w:eastAsia="Times New Roman" w:cs="Times New Roman"/>
-        </w:rPr>
-        <w:t xml:space="preserve"> </w:t>
-      </w:r>
-      <w:r>
-        <w:rPr>
-          <w:rFonts w:ascii="Times New Roman" w:hAnsi="Times New Roman" w:eastAsia="Times New Roman" w:cs="Times New Roman"/>
-        </w:rPr>
-        <w:t xml:space="preserve">## </w:t>
-      </w:r>
-      <w:r>
-        <w:rPr>
-          <w:rFonts w:hint="eastAsia" w:ascii="Times New Roman" w:hAnsi="Times New Roman" w:eastAsia="FangSong" w:cs="Times New Roman"/>
+    </w:p>
+    <w:bookmarkEnd w:id="228"/>
+    <w:bookmarkEnd w:id="229"/>
+    <w:bookmarkStart w:id="230" w:name="知识点索引"/>
+    <w:p>
+      <w:pPr>
+        <w:pStyle w:val="Heading2"/>
+        <w:spacing w:after="120" w:before="280"/>
+      </w:pPr>
+      <w:r>
+        <w:rPr>
+          <w:rFonts w:hint="eastAsia" w:ascii="Times New Roman" w:hAnsi="Times New Roman" w:eastAsia="SimHei" w:cs="Times New Roman"/>
         </w:rPr>
         <w:t xml:space="preserve">知识点索引</w:t>
       </w:r>
@@ -40854,9 +40850,8 @@
         </w:pict>
       </w:r>
     </w:p>
-    <w:bookmarkEnd w:id="228"/>
-    <w:bookmarkEnd w:id="229"/>
-    <w:bookmarkStart w:id="230" w:name="题目来源索引"/>
+    <w:bookmarkEnd w:id="230"/>
+    <w:bookmarkStart w:id="231" w:name="题目来源索引"/>
     <w:p>
       <w:pPr>
         <w:pStyle w:val="Heading2"/>
@@ -46828,8 +46823,8 @@
         <w:t>。</w:t>
       </w:r>
     </w:p>
-    <w:bookmarkEnd w:id="230"/>
     <w:bookmarkEnd w:id="231"/>
+    <w:bookmarkEnd w:id="232"/>
     <w:sectPr>
       <w:footerReference w:type="default" r:id="rId9"/>
       <w:footnotePr>

--- a/00-首页/题组Word/第一轮习题集/结构化学/晶体结构练习题组-教师版.docx
+++ b/00-首页/题组Word/第一轮习题集/结构化学/晶体结构练习题组-教师版.docx
@@ -55,6 +55,14 @@
       <w:tblPr>
         <w:tblStyle w:val="Table"/>
         <w:tblW w:type="auto" w:w="0"/>
+        <w:tblBorders>
+          <w:top w:val="single" w:sz="12" w:space="0" w:color="000000"/>
+          <w:left w:val="none" w:sz="0" w:space="0" w:color="auto"/>
+          <w:bottom w:val="single" w:sz="12" w:space="0" w:color="000000"/>
+          <w:right w:val="none" w:sz="0" w:space="0" w:color="auto"/>
+          <w:insideH w:val="none" w:sz="0" w:space="0" w:color="auto"/>
+          <w:insideV w:val="none" w:sz="0" w:space="0" w:color="auto"/>
+        </w:tblBorders>
         <w:tblLook w:firstRow="1" w:lastRow="0" w:firstColumn="0" w:lastColumn="0" w:noHBand="0" w:noVBand="0" w:val="0020"/>
       </w:tblPr>
       <w:tblGrid>
@@ -68,7 +76,11 @@
           <w:tblHeader w:val="on"/>
         </w:trPr>
         <w:tc>
-          <w:tcPr/>
+          <w:tcPr>
+            <w:tcBorders>
+              <w:bottom w:val="single" w:sz="8" w:space="0" w:color="000000"/>
+            </w:tcBorders>
+          </w:tcPr>
           <w:p>
             <w:pPr>
               <w:pStyle w:val="Compact"/>
@@ -84,7 +96,11 @@
           </w:p>
         </w:tc>
         <w:tc>
-          <w:tcPr/>
+          <w:tcPr>
+            <w:tcBorders>
+              <w:bottom w:val="single" w:sz="8" w:space="0" w:color="000000"/>
+            </w:tcBorders>
+          </w:tcPr>
           <w:p>
             <w:pPr>
               <w:pStyle w:val="Compact"/>
@@ -100,7 +116,11 @@
           </w:p>
         </w:tc>
         <w:tc>
-          <w:tcPr/>
+          <w:tcPr>
+            <w:tcBorders>
+              <w:bottom w:val="single" w:sz="8" w:space="0" w:color="000000"/>
+            </w:tcBorders>
+          </w:tcPr>
           <w:p>
             <w:pPr>
               <w:pStyle w:val="Compact"/>
@@ -116,7 +136,11 @@
           </w:p>
         </w:tc>
         <w:tc>
-          <w:tcPr/>
+          <w:tcPr>
+            <w:tcBorders>
+              <w:bottom w:val="single" w:sz="8" w:space="0" w:color="000000"/>
+            </w:tcBorders>
+          </w:tcPr>
           <w:p>
             <w:pPr>
               <w:pStyle w:val="Compact"/>
@@ -641,8 +665,8 @@
     <w:p>
       <w:pPr>
         <w:pStyle w:val="FirstParagraph"/>
+        <w:spacing w:before="0" w:after="0"/>
         <w:ind w:left="480" w:hanging="480"/>
-        <w:spacing w:after="0"/>
       </w:pPr>
       <w:r>
         <w:rPr>
@@ -672,8 +696,8 @@
     <w:p>
       <w:pPr>
         <w:pStyle w:val="FirstParagraph"/>
+        <w:spacing w:before="0" w:after="0"/>
         <w:ind w:left="480" w:hanging="480"/>
-        <w:spacing w:before="0" w:after="0"/>
       </w:pPr>
       <w:r>
         <w:rPr>
@@ -715,8 +739,8 @@
     <w:p>
       <w:pPr>
         <w:pStyle w:val="FirstParagraph"/>
+        <w:spacing w:before="0" w:after="0"/>
         <w:ind w:left="480" w:hanging="480"/>
-        <w:spacing w:before="0" w:after="0"/>
       </w:pPr>
       <w:r>
         <w:rPr>
@@ -765,8 +789,8 @@
     <w:p>
       <w:pPr>
         <w:pStyle w:val="FirstParagraph"/>
+        <w:spacing w:before="0" w:after="0"/>
         <w:ind w:left="480" w:hanging="480"/>
-        <w:spacing w:before="0" w:after="0"/>
       </w:pPr>
       <w:r>
         <w:rPr>
@@ -802,8 +826,8 @@
     <w:p>
       <w:pPr>
         <w:pStyle w:val="FirstParagraph"/>
+        <w:spacing w:before="0" w:after="0"/>
         <w:ind w:left="480" w:hanging="480"/>
-        <w:spacing w:before="0" w:after="180"/>
       </w:pPr>
       <w:r>
         <w:rPr>
@@ -8585,6 +8609,14 @@
       <w:tblPr>
         <w:tblStyle w:val="Table"/>
         <w:tblW w:type="auto" w:w="0"/>
+        <w:tblBorders>
+          <w:top w:val="single" w:sz="12" w:space="0" w:color="000000"/>
+          <w:left w:val="none" w:sz="0" w:space="0" w:color="auto"/>
+          <w:bottom w:val="single" w:sz="12" w:space="0" w:color="000000"/>
+          <w:right w:val="none" w:sz="0" w:space="0" w:color="auto"/>
+          <w:insideH w:val="none" w:sz="0" w:space="0" w:color="auto"/>
+          <w:insideV w:val="none" w:sz="0" w:space="0" w:color="auto"/>
+        </w:tblBorders>
         <w:tblLook w:firstRow="1" w:lastRow="0" w:firstColumn="0" w:lastColumn="0" w:noHBand="0" w:noVBand="0" w:val="0020"/>
       </w:tblPr>
       <w:tblGrid>
@@ -8596,7 +8628,11 @@
           <w:tblHeader w:val="on"/>
         </w:trPr>
         <w:tc>
-          <w:tcPr/>
+          <w:tcPr>
+            <w:tcBorders>
+              <w:bottom w:val="single" w:sz="8" w:space="0" w:color="000000"/>
+            </w:tcBorders>
+          </w:tcPr>
           <w:p>
             <w:pPr>
               <w:pStyle w:val="Compact"/>
@@ -8612,7 +8648,11 @@
           </w:p>
         </w:tc>
         <w:tc>
-          <w:tcPr/>
+          <w:tcPr>
+            <w:tcBorders>
+              <w:bottom w:val="single" w:sz="8" w:space="0" w:color="000000"/>
+            </w:tcBorders>
+          </w:tcPr>
           <w:p>
             <w:pPr>
               <w:pStyle w:val="Compact"/>
@@ -39678,6 +39718,14 @@
       <w:tblPr>
         <w:tblStyle w:val="Table"/>
         <w:tblW w:type="auto" w:w="0"/>
+        <w:tblBorders>
+          <w:top w:val="single" w:sz="12" w:space="0" w:color="000000"/>
+          <w:left w:val="none" w:sz="0" w:space="0" w:color="auto"/>
+          <w:bottom w:val="single" w:sz="12" w:space="0" w:color="000000"/>
+          <w:right w:val="none" w:sz="0" w:space="0" w:color="auto"/>
+          <w:insideH w:val="none" w:sz="0" w:space="0" w:color="auto"/>
+          <w:insideV w:val="none" w:sz="0" w:space="0" w:color="auto"/>
+        </w:tblBorders>
         <w:tblLook w:firstRow="1" w:lastRow="0" w:firstColumn="0" w:lastColumn="0" w:noHBand="0" w:noVBand="0" w:val="0020"/>
       </w:tblPr>
       <w:tblGrid>
@@ -39689,7 +39737,11 @@
           <w:tblHeader w:val="on"/>
         </w:trPr>
         <w:tc>
-          <w:tcPr/>
+          <w:tcPr>
+            <w:tcBorders>
+              <w:bottom w:val="single" w:sz="8" w:space="0" w:color="000000"/>
+            </w:tcBorders>
+          </w:tcPr>
           <w:p>
             <w:pPr>
               <w:pStyle w:val="Compact"/>
@@ -39705,7 +39757,11 @@
           </w:p>
         </w:tc>
         <w:tc>
-          <w:tcPr/>
+          <w:tcPr>
+            <w:tcBorders>
+              <w:bottom w:val="single" w:sz="8" w:space="0" w:color="000000"/>
+            </w:tcBorders>
+          </w:tcPr>
           <w:p>
             <w:pPr>
               <w:pStyle w:val="Compact"/>
@@ -40869,6 +40925,14 @@
         <w:tblStyle w:val="Table"/>
         <w:tblW w:type="pct" w:w="5000"/>
         <w:tblLayout w:type="fixed"/>
+        <w:tblBorders>
+          <w:top w:val="single" w:sz="12" w:space="0" w:color="000000"/>
+          <w:left w:val="none" w:sz="0" w:space="0" w:color="auto"/>
+          <w:bottom w:val="single" w:sz="12" w:space="0" w:color="000000"/>
+          <w:right w:val="none" w:sz="0" w:space="0" w:color="auto"/>
+          <w:insideH w:val="none" w:sz="0" w:space="0" w:color="auto"/>
+          <w:insideV w:val="none" w:sz="0" w:space="0" w:color="auto"/>
+        </w:tblBorders>
         <w:tblLook w:firstRow="1" w:lastRow="0" w:firstColumn="0" w:lastColumn="0" w:noHBand="0" w:noVBand="0" w:val="0020"/>
       </w:tblPr>
       <w:tblGrid>
@@ -40881,7 +40945,11 @@
           <w:tblHeader w:val="on"/>
         </w:trPr>
         <w:tc>
-          <w:tcPr/>
+          <w:tcPr>
+            <w:tcBorders>
+              <w:bottom w:val="single" w:sz="8" w:space="0" w:color="000000"/>
+            </w:tcBorders>
+          </w:tcPr>
           <w:p>
             <w:pPr>
               <w:pStyle w:val="Compact"/>
@@ -40897,7 +40965,11 @@
           </w:p>
         </w:tc>
         <w:tc>
-          <w:tcPr/>
+          <w:tcPr>
+            <w:tcBorders>
+              <w:bottom w:val="single" w:sz="8" w:space="0" w:color="000000"/>
+            </w:tcBorders>
+          </w:tcPr>
           <w:p>
             <w:pPr>
               <w:pStyle w:val="Compact"/>
@@ -40913,7 +40985,11 @@
           </w:p>
         </w:tc>
         <w:tc>
-          <w:tcPr/>
+          <w:tcPr>
+            <w:tcBorders>
+              <w:bottom w:val="single" w:sz="8" w:space="0" w:color="000000"/>
+            </w:tcBorders>
+          </w:tcPr>
           <w:p>
             <w:pPr>
               <w:pStyle w:val="Compact"/>
@@ -47609,7 +47685,7 @@
     <ns0:rPr>
       <ns0:rFonts ns0:ascii="Times New Roman" ns0:cs="Times New Roman" ns0:eastAsia="SimHei" ns0:hAnsi="Times New Roman"/>
       <ns0:b/>
-      <ns0:color ns0:val="17324D"/>
+      <ns0:color ns0:val="000000"/>
       <ns0:sz ns0:val="44"/>
       <ns0:szCs ns0:val="56"/>
     </ns0:rPr>
@@ -47751,7 +47827,7 @@
     <ns0:rPr>
       <ns0:rFonts ns0:ascii="Times New Roman" ns0:cs="Times New Roman" ns0:eastAsia="SimHei" ns0:hAnsi="Times New Roman"/>
       <ns0:b/>
-      <ns0:color ns0:val="17324D"/>
+      <ns0:color ns0:val="000000"/>
       <ns0:sz ns0:val="32"/>
       <ns0:szCs ns0:val="40"/>
     </ns0:rPr>
@@ -47775,7 +47851,7 @@
     <ns0:rPr>
       <ns0:rFonts ns0:ascii="Times New Roman" ns0:cs="Times New Roman" ns0:eastAsia="SimHei" ns0:hAnsi="Times New Roman"/>
       <ns0:b/>
-      <ns0:color ns0:val="17324D"/>
+      <ns0:color ns0:val="000000"/>
       <ns0:sz ns0:val="28"/>
       <ns0:szCs ns0:val="32"/>
     </ns0:rPr>
@@ -47799,7 +47875,7 @@
     <ns0:rPr>
       <ns0:rFonts ns0:ascii="Times New Roman" ns0:cs="Times New Roman" ns0:eastAsia="SimHei" ns0:hAnsi="Times New Roman"/>
       <ns0:b/>
-      <ns0:color ns0:val="17324D"/>
+      <ns0:color ns0:val="000000"/>
       <ns0:sz ns0:val="25"/>
       <ns0:szCs ns0:val="28"/>
     </ns0:rPr>
